--- a/public/cv, resume/Lennox_Odhiambo_CV.docx
+++ b/public/cv, resume/Lennox_Odhiambo_CV.docx
@@ -52,25 +52,7 @@
           <w:sz w:val="18"/>
           <w:szCs w:val="18"/>
         </w:rPr>
-        <w:t>Kis</w:t>
-      </w:r>
-      <w:r>
-        <w:rPr>
-          <w:rFonts w:eastAsia="Calibri" w:cs="Calibri" w:ascii="Calibri" w:hAnsi="Calibri"/>
-          <w:color w:val="555555"/>
-          <w:sz w:val="18"/>
-          <w:szCs w:val="18"/>
-        </w:rPr>
-        <w:t>umu</w:t>
-      </w:r>
-      <w:r>
-        <w:rPr>
-          <w:rFonts w:eastAsia="Calibri" w:cs="Calibri" w:ascii="Calibri" w:hAnsi="Calibri"/>
-          <w:color w:val="555555"/>
-          <w:sz w:val="18"/>
-          <w:szCs w:val="18"/>
-        </w:rPr>
-        <w:t xml:space="preserve"> County, Kenya   |   lennylewis6a6y@gmail.com   |   DOB: 19 September 2004</w:t>
+        <w:t xml:space="preserve">Kisumu County, Kenya   |   lennylewis6a6y@gmail.com   |   DOB: 19 September 2004</w:t>
       </w:r>
     </w:p>
     <w:p>
@@ -106,23 +88,7 @@
           <w:sz w:val="19"/>
           <w:szCs w:val="19"/>
         </w:rPr>
-        <w:t xml:space="preserve">Motivated </w:t>
-      </w:r>
-      <w:r>
-        <w:rPr>
-          <w:rFonts w:eastAsia="Calibri" w:cs="Calibri" w:ascii="Calibri" w:hAnsi="Calibri"/>
-          <w:sz w:val="19"/>
-          <w:szCs w:val="19"/>
-        </w:rPr>
-        <w:t>3rd</w:t>
-      </w:r>
-      <w:r>
-        <w:rPr>
-          <w:rFonts w:eastAsia="Calibri" w:cs="Calibri" w:ascii="Calibri" w:hAnsi="Calibri"/>
-          <w:sz w:val="19"/>
-          <w:szCs w:val="19"/>
-        </w:rPr>
-        <w:t>-year Information Technology student at Kisii University seeking an attachment or internship opportunity to apply hands-on skills in web development, cybersecurity, and IT systems. IBM-certified in Cybersecurity Fundamentals with a strong academic record and proven leadership experience. Eager to contribute to a dynamic team while gaining practical industry exposure.</w:t>
+        <w:t xml:space="preserve">Motivated 4th-year Information Technology student at Kisii University seeking an attachment or internship opportunity to apply hands-on skills in web development, cybersecurity, and IT systems. Recently completed a 3-month industrial attachment at KEMRI CGHR HDSS, building a production data warehouse and contributing to system development. IBM-certified in Cybersecurity Fundamentals with a strong academic record and proven leadership experience. Eager to contribute to a dynamic team while gaining practical industry exposure.</w:t>
       </w:r>
     </w:p>
     <w:p>
@@ -466,7 +432,7 @@
           <w:sz w:val="22"/>
           <w:szCs w:val="22"/>
         </w:rPr>
-        <w:t>CERTIFICATIONS</w:t>
+        <w:t>EXPERIENCE</w:t>
       </w:r>
     </w:p>
     <w:p>
@@ -487,7 +453,7 @@
           <w:sz w:val="20"/>
           <w:szCs w:val="20"/>
         </w:rPr>
-        <w:t>Cybersecurity Fundamentals</w:t>
+        <w:t>IT/Software Development Attachee, KEMRI CGHR HDSS</w:t>
       </w:r>
       <w:r>
         <w:rPr>
@@ -495,7 +461,7 @@
           <w:sz w:val="20"/>
           <w:szCs w:val="20"/>
         </w:rPr>
-        <w:t xml:space="preserve"> – IBM SkillsBuild</w:t>
+        <w:t xml:space="preserve"> – Kisumu, Kenya</w:t>
       </w:r>
       <w:r>
         <w:rPr>
@@ -507,7 +473,7 @@
           <w:szCs w:val="19"/>
         </w:rPr>
         <w:tab/>
-        <w:t>Issued June 2024</w:t>
+        <w:t>May – August 2026</w:t>
       </w:r>
     </w:p>
     <w:p>
@@ -526,7 +492,7 @@
           <w:sz w:val="19"/>
           <w:szCs w:val="19"/>
         </w:rPr>
-        <w:t>Studied cyber threat groups, social engineering tactics, and cryptography principles</w:t>
+        <w:t>Three-month industrial attachment; designed and built a full data warehouse (PostgreSQL 16, star schema) with a Python ETL pipeline for pregnancy and birth registration data</w:t>
       </w:r>
     </w:p>
     <w:p>
@@ -545,7 +511,26 @@
           <w:sz w:val="19"/>
           <w:szCs w:val="19"/>
         </w:rPr>
-        <w:t>Learned organizational security strategies and threat detection and prevention methods</w:t>
+        <w:t>Contributed to KSU-RTMS (Kisii University Research, Thesis and Project Management System), including authentication and role-based access control</w:t>
+      </w:r>
+    </w:p>
+    <w:p>
+      <w:pPr>
+        <w:pStyle w:val="ListParagraph"/>
+        <w:numPr>
+          <w:ilvl w:val="0"/>
+          <w:numId w:val="1"/>
+        </w:numPr>
+        <w:spacing w:before="20" w:after="0"/>
+        <w:rPr/>
+      </w:pPr>
+      <w:r>
+        <w:rPr>
+          <w:rFonts w:eastAsia="Calibri" w:cs="Calibri" w:ascii="Calibri" w:hAnsi="Calibri"/>
+          <w:sz w:val="19"/>
+          <w:szCs w:val="19"/>
+        </w:rPr>
+        <w:t>Built Mojito, an animation-driven cocktail website, and remade Zentry, an award-winning website, both using React Three Fiber and GSAP</w:t>
       </w:r>
     </w:p>
     <w:p>
@@ -576,6 +561,116 @@
           <w:sz w:val="22"/>
           <w:szCs w:val="22"/>
         </w:rPr>
+        <w:t>CERTIFICATIONS</w:t>
+      </w:r>
+    </w:p>
+    <w:p>
+      <w:pPr>
+        <w:pStyle w:val="Normal"/>
+        <w:tabs>
+          <w:tab w:val="clear" w:pos="720"/>
+          <w:tab w:val="right" w:pos="9360" w:leader="none"/>
+        </w:tabs>
+        <w:spacing w:before="120" w:after="0"/>
+        <w:rPr/>
+      </w:pPr>
+      <w:r>
+        <w:rPr>
+          <w:rFonts w:eastAsia="Calibri" w:cs="Calibri" w:ascii="Calibri" w:hAnsi="Calibri"/>
+          <w:b/>
+          <w:bCs/>
+          <w:sz w:val="20"/>
+          <w:szCs w:val="20"/>
+        </w:rPr>
+        <w:t>Cybersecurity Fundamentals</w:t>
+      </w:r>
+      <w:r>
+        <w:rPr>
+          <w:rFonts w:eastAsia="Calibri" w:cs="Calibri" w:ascii="Calibri" w:hAnsi="Calibri"/>
+          <w:sz w:val="20"/>
+          <w:szCs w:val="20"/>
+        </w:rPr>
+        <w:t xml:space="preserve"> – IBM SkillsBuild</w:t>
+      </w:r>
+      <w:r>
+        <w:rPr>
+          <w:rFonts w:eastAsia="Calibri" w:cs="Calibri" w:ascii="Calibri" w:hAnsi="Calibri"/>
+          <w:i/>
+          <w:iCs/>
+          <w:color w:val="555555"/>
+          <w:sz w:val="19"/>
+          <w:szCs w:val="19"/>
+        </w:rPr>
+        <w:tab/>
+        <w:t>Issued June 2024</w:t>
+      </w:r>
+    </w:p>
+    <w:p>
+      <w:pPr>
+        <w:pStyle w:val="ListParagraph"/>
+        <w:numPr>
+          <w:ilvl w:val="0"/>
+          <w:numId w:val="1"/>
+        </w:numPr>
+        <w:spacing w:before="20" w:after="0"/>
+        <w:rPr/>
+      </w:pPr>
+      <w:r>
+        <w:rPr>
+          <w:rFonts w:eastAsia="Calibri" w:cs="Calibri" w:ascii="Calibri" w:hAnsi="Calibri"/>
+          <w:sz w:val="19"/>
+          <w:szCs w:val="19"/>
+        </w:rPr>
+        <w:t>Studied cyber threat groups, social engineering tactics, and cryptography principles</w:t>
+      </w:r>
+    </w:p>
+    <w:p>
+      <w:pPr>
+        <w:pStyle w:val="ListParagraph"/>
+        <w:numPr>
+          <w:ilvl w:val="0"/>
+          <w:numId w:val="1"/>
+        </w:numPr>
+        <w:spacing w:before="20" w:after="0"/>
+        <w:rPr/>
+      </w:pPr>
+      <w:r>
+        <w:rPr>
+          <w:rFonts w:eastAsia="Calibri" w:cs="Calibri" w:ascii="Calibri" w:hAnsi="Calibri"/>
+          <w:sz w:val="19"/>
+          <w:szCs w:val="19"/>
+        </w:rPr>
+        <w:t>Learned organizational security strategies and threat detection and prevention methods</w:t>
+      </w:r>
+    </w:p>
+    <w:p>
+      <w:pPr>
+        <w:pStyle w:val="Normal"/>
+        <w:spacing w:before="0" w:after="60"/>
+        <w:rPr/>
+      </w:pPr>
+      <w:r>
+        <w:rPr/>
+      </w:r>
+    </w:p>
+    <w:p>
+      <w:pPr>
+        <w:pStyle w:val="Normal"/>
+        <w:pBdr>
+          <w:bottom w:val="single" w:sz="8" w:space="2" w:color="2E74B5"/>
+        </w:pBdr>
+        <w:spacing w:before="200" w:after="80"/>
+        <w:rPr/>
+      </w:pPr>
+      <w:r>
+        <w:rPr>
+          <w:rFonts w:eastAsia="Calibri" w:cs="Calibri" w:ascii="Calibri" w:hAnsi="Calibri"/>
+          <w:b/>
+          <w:bCs/>
+          <w:color w:val="2E74B5"/>
+          <w:sz w:val="22"/>
+          <w:szCs w:val="22"/>
+        </w:rPr>
         <w:t>TECHNICAL SKILLS</w:t>
       </w:r>
     </w:p>
@@ -611,7 +706,7 @@
           <w:sz w:val="19"/>
           <w:szCs w:val="19"/>
         </w:rPr>
-        <w:t xml:space="preserve">  C, Java, Visual Basic (VB)</w:t>
+        <w:t xml:space="preserve">  C, Java, Python, JavaScript/TypeScript, Visual Basic (VB)</w:t>
       </w:r>
     </w:p>
     <w:p>
@@ -636,7 +731,32 @@
           <w:sz w:val="19"/>
           <w:szCs w:val="19"/>
         </w:rPr>
-        <w:t xml:space="preserve">  HTML, CSS, PHP (basics), JavaScript (basics)</w:t>
+        <w:t xml:space="preserve">  HTML, CSS, JavaScript, PHP, React, Node.js, React Three Fiber, GSAP, Tailwind CSS</w:t>
+      </w:r>
+    </w:p>
+    <w:p>
+      <w:pPr>
+        <w:pStyle w:val="Normal"/>
+        <w:spacing w:before="40" w:after="0"/>
+        <w:rPr/>
+      </w:pPr>
+      <w:r>
+        <w:rPr>
+          <w:rFonts w:eastAsia="Calibri" w:cs="Calibri" w:ascii="Calibri" w:hAnsi="Calibri"/>
+          <w:b/>
+          <w:bCs/>
+          <w:sz w:val="19"/>
+          <w:szCs w:val="19"/>
+        </w:rPr>
+        <w:t>Databases:</w:t>
+      </w:r>
+      <w:r>
+        <w:rPr>
+          <w:rFonts w:eastAsia="Calibri" w:cs="Calibri" w:ascii="Calibri" w:hAnsi="Calibri"/>
+          <w:sz w:val="19"/>
+          <w:szCs w:val="19"/>
+        </w:rPr>
+        <w:t xml:space="preserve">  PostgreSQL, MongoDB, SQL Server</w:t>
       </w:r>
     </w:p>
     <w:p>
